--- a/Realtor Forms/PTE RESIDENTIAL Option To Purchase.docx
+++ b/Realtor Forms/PTE RESIDENTIAL Option To Purchase.docx
@@ -92,24 +92,61 @@
       </w:r>
       <w:r>
         <w:rPr>
-          <w:sz w:val="20"/>
-          <w:lang w:val="en-GB"/>
-        </w:rPr>
-        <w:t>_____________________</w:t>
-      </w:r>
-      <w:r>
-        <w:rPr>
-          <w:sz w:val="20"/>
-          <w:lang w:val="en-GB"/>
-        </w:rPr>
-        <w:t>________</w:t>
-      </w:r>
-      <w:r>
-        <w:rPr>
-          <w:sz w:val="20"/>
-          <w:lang w:val="en-GB"/>
-        </w:rPr>
-        <w:tab/>
+          <w:b/>
+          <w:bCs/>
+          <w:sz w:val="18"/>
+          <w:szCs w:val="20"/>
+          <w:u w:val="single"/>
+        </w:rPr>
+        <w:t>{{</w:t>
+      </w:r>
+      <w:proofErr w:type="spellStart"/>
+      <w:r>
+        <w:rPr>
+          <w:b/>
+          <w:bCs/>
+          <w:sz w:val="18"/>
+          <w:szCs w:val="20"/>
+          <w:u w:val="single"/>
+        </w:rPr>
+        <w:t>purchaser_n</w:t>
+      </w:r>
+      <w:r>
+        <w:rPr>
+          <w:b/>
+          <w:bCs/>
+          <w:sz w:val="18"/>
+          <w:szCs w:val="20"/>
+          <w:u w:val="single"/>
+        </w:rPr>
+        <w:t>ame</w:t>
+      </w:r>
+      <w:proofErr w:type="spellEnd"/>
+      <w:r>
+        <w:rPr>
+          <w:b/>
+          <w:bCs/>
+          <w:sz w:val="18"/>
+          <w:szCs w:val="20"/>
+          <w:u w:val="single"/>
+        </w:rPr>
+        <w:t>}}</w:t>
+      </w:r>
+      <w:r>
+        <w:rPr>
+          <w:b/>
+          <w:bCs/>
+          <w:sz w:val="18"/>
+          <w:szCs w:val="20"/>
+          <w:u w:val="single"/>
+        </w:rPr>
+        <w:t xml:space="preserve"> </w:t>
+      </w:r>
+      <w:r>
+        <w:rPr>
+          <w:sz w:val="20"/>
+          <w:lang w:val="en-GB"/>
+        </w:rPr>
         <w:t>(Passport/N</w:t>
       </w:r>
       <w:r>
@@ -131,14 +168,39 @@
           <w:sz w:val="20"/>
           <w:lang w:val="en-GB"/>
         </w:rPr>
-        <w:t xml:space="preserve"> No. _________________</w:t>
-      </w:r>
-      <w:r>
-        <w:rPr>
-          <w:sz w:val="20"/>
-          <w:lang w:val="en-GB"/>
-        </w:rPr>
-        <w:t>__</w:t>
+        <w:t xml:space="preserve"> No. </w:t>
+      </w:r>
+      <w:r>
+        <w:rPr>
+          <w:b/>
+          <w:bCs/>
+          <w:sz w:val="18"/>
+          <w:szCs w:val="20"/>
+          <w:u w:val="single"/>
+        </w:rPr>
+        <w:t>{{</w:t>
+      </w:r>
+      <w:proofErr w:type="spellStart"/>
+      <w:r>
+        <w:rPr>
+          <w:b/>
+          <w:bCs/>
+          <w:sz w:val="18"/>
+          <w:szCs w:val="20"/>
+          <w:u w:val="single"/>
+        </w:rPr>
+        <w:t>purchaser_nric</w:t>
+      </w:r>
+      <w:proofErr w:type="spellEnd"/>
+      <w:r>
+        <w:rPr>
+          <w:b/>
+          <w:bCs/>
+          <w:sz w:val="18"/>
+          <w:szCs w:val="20"/>
+          <w:u w:val="single"/>
+        </w:rPr>
+        <w:t>}}</w:t>
       </w:r>
       <w:r>
         <w:rPr>
@@ -186,50 +248,117 @@
           <w:lang w:val="en-GB"/>
         </w:rPr>
         <w:tab/>
-        <w:t>_______</w:t>
-      </w:r>
-      <w:r>
-        <w:rPr>
-          <w:sz w:val="20"/>
-          <w:lang w:val="en-GB"/>
-        </w:rPr>
-        <w:t xml:space="preserve">_____________________ </w:t>
-      </w:r>
-      <w:r>
-        <w:rPr>
-          <w:sz w:val="20"/>
-          <w:lang w:val="en-GB"/>
-        </w:rPr>
-        <w:tab/>
-        <w:t>(Passport/ N</w:t>
-      </w:r>
-      <w:r>
-        <w:rPr>
-          <w:sz w:val="20"/>
-          <w:lang w:val="en-GB"/>
-        </w:rPr>
-        <w:t>RIC</w:t>
-      </w:r>
-      <w:r>
-        <w:rPr>
-          <w:sz w:val="20"/>
-          <w:lang w:val="en-GB"/>
-        </w:rPr>
-        <w:t>/ Company Regn</w:t>
-      </w:r>
-      <w:r>
-        <w:rPr>
-          <w:sz w:val="20"/>
-          <w:lang w:val="en-GB"/>
-        </w:rPr>
-        <w:t xml:space="preserve"> No.__________________</w:t>
-      </w:r>
-      <w:r>
-        <w:rPr>
-          <w:sz w:val="20"/>
-          <w:lang w:val="en-GB"/>
-        </w:rPr>
-        <w:t>_</w:t>
+      </w:r>
+      <w:r>
+        <w:rPr>
+          <w:b/>
+          <w:bCs/>
+          <w:sz w:val="18"/>
+          <w:szCs w:val="20"/>
+          <w:u w:val="single"/>
+        </w:rPr>
+        <w:t>{{purchaser</w:t>
+      </w:r>
+      <w:r>
+        <w:rPr>
+          <w:b/>
+          <w:bCs/>
+          <w:sz w:val="18"/>
+          <w:szCs w:val="20"/>
+          <w:u w:val="single"/>
+        </w:rPr>
+        <w:t>2</w:t>
+      </w:r>
+      <w:r>
+        <w:rPr>
+          <w:b/>
+          <w:bCs/>
+          <w:sz w:val="18"/>
+          <w:szCs w:val="20"/>
+          <w:u w:val="single"/>
+        </w:rPr>
+        <w:t>_n</w:t>
+      </w:r>
+      <w:r>
+        <w:rPr>
+          <w:b/>
+          <w:bCs/>
+          <w:sz w:val="18"/>
+          <w:szCs w:val="20"/>
+          <w:u w:val="single"/>
+        </w:rPr>
+        <w:t>ame</w:t>
+      </w:r>
+      <w:r>
+        <w:rPr>
+          <w:b/>
+          <w:bCs/>
+          <w:sz w:val="18"/>
+          <w:szCs w:val="20"/>
+          <w:u w:val="single"/>
+        </w:rPr>
+        <w:t>}}</w:t>
+      </w:r>
+      <w:r>
+        <w:rPr>
+          <w:b/>
+          <w:bCs/>
+          <w:sz w:val="18"/>
+          <w:szCs w:val="20"/>
+          <w:u w:val="single"/>
+        </w:rPr>
+        <w:t xml:space="preserve"> </w:t>
+      </w:r>
+      <w:r>
+        <w:rPr>
+          <w:sz w:val="20"/>
+          <w:lang w:val="en-GB"/>
+        </w:rPr>
+        <w:t>(Passport/N</w:t>
+      </w:r>
+      <w:r>
+        <w:rPr>
+          <w:sz w:val="20"/>
+          <w:lang w:val="en-GB"/>
+        </w:rPr>
+        <w:t>RIC/Company Regn</w:t>
+      </w:r>
+      <w:r>
+        <w:rPr>
+          <w:sz w:val="20"/>
+          <w:lang w:val="en-GB"/>
+        </w:rPr>
+        <w:t xml:space="preserve"> No. </w:t>
+      </w:r>
+      <w:r>
+        <w:rPr>
+          <w:b/>
+          <w:bCs/>
+          <w:sz w:val="18"/>
+          <w:szCs w:val="20"/>
+          <w:u w:val="single"/>
+        </w:rPr>
+        <w:t>{{purchaser</w:t>
+      </w:r>
+      <w:r>
+        <w:rPr>
+          <w:b/>
+          <w:bCs/>
+          <w:sz w:val="18"/>
+          <w:szCs w:val="20"/>
+          <w:u w:val="single"/>
+        </w:rPr>
+        <w:t>2</w:t>
+      </w:r>
+      <w:r>
+        <w:rPr>
+          <w:b/>
+          <w:bCs/>
+          <w:sz w:val="18"/>
+          <w:szCs w:val="20"/>
+          <w:u w:val="single"/>
+        </w:rPr>
+        <w:t>_nric}}</w:t>
       </w:r>
       <w:r>
         <w:rPr>
@@ -345,40 +474,69 @@
       </w:r>
       <w:r>
         <w:rPr>
-          <w:sz w:val="20"/>
-          <w:lang w:val="en-GB"/>
-        </w:rPr>
-        <w:t>_____________________</w:t>
-      </w:r>
-      <w:r>
-        <w:rPr>
-          <w:sz w:val="20"/>
-          <w:lang w:val="en-GB"/>
-        </w:rPr>
-        <w:t>_______</w:t>
-      </w:r>
-      <w:proofErr w:type="gramStart"/>
-      <w:r>
-        <w:rPr>
-          <w:sz w:val="20"/>
-          <w:lang w:val="en-GB"/>
-        </w:rPr>
-        <w:t>_</w:t>
-      </w:r>
-      <w:r>
-        <w:rPr>
-          <w:sz w:val="20"/>
-          <w:lang w:val="en-GB"/>
-        </w:rPr>
-        <w:t>(</w:t>
-      </w:r>
-      <w:proofErr w:type="gramEnd"/>
-      <w:r>
-        <w:rPr>
-          <w:sz w:val="20"/>
-          <w:lang w:val="en-GB"/>
-        </w:rPr>
-        <w:t>Passport/N</w:t>
+          <w:b/>
+          <w:bCs/>
+          <w:sz w:val="18"/>
+          <w:szCs w:val="20"/>
+          <w:u w:val="single"/>
+        </w:rPr>
+        <w:t>{{</w:t>
+      </w:r>
+      <w:proofErr w:type="spellStart"/>
+      <w:r>
+        <w:rPr>
+          <w:b/>
+          <w:bCs/>
+          <w:sz w:val="18"/>
+          <w:szCs w:val="20"/>
+          <w:u w:val="single"/>
+        </w:rPr>
+        <w:t>seller</w:t>
+      </w:r>
+      <w:r>
+        <w:rPr>
+          <w:b/>
+          <w:bCs/>
+          <w:sz w:val="18"/>
+          <w:szCs w:val="20"/>
+          <w:u w:val="single"/>
+        </w:rPr>
+        <w:t>_n</w:t>
+      </w:r>
+      <w:r>
+        <w:rPr>
+          <w:b/>
+          <w:bCs/>
+          <w:sz w:val="18"/>
+          <w:szCs w:val="20"/>
+          <w:u w:val="single"/>
+        </w:rPr>
+        <w:t>ame</w:t>
+      </w:r>
+      <w:proofErr w:type="spellEnd"/>
+      <w:r>
+        <w:rPr>
+          <w:b/>
+          <w:bCs/>
+          <w:sz w:val="18"/>
+          <w:szCs w:val="20"/>
+          <w:u w:val="single"/>
+        </w:rPr>
+        <w:t>}}</w:t>
+      </w:r>
+      <w:r>
+        <w:rPr>
+          <w:sz w:val="20"/>
+          <w:lang w:val="en-GB"/>
+        </w:rPr>
+        <w:t xml:space="preserve"> </w:t>
+      </w:r>
+      <w:r>
+        <w:rPr>
+          <w:sz w:val="20"/>
+          <w:lang w:val="en-GB"/>
+        </w:rPr>
+        <w:t>(Passport/N</w:t>
       </w:r>
       <w:r>
         <w:rPr>
@@ -399,21 +557,66 @@
           <w:sz w:val="20"/>
           <w:lang w:val="en-GB"/>
         </w:rPr>
-        <w:t xml:space="preserve"> No. ________________</w:t>
-      </w:r>
-      <w:r>
-        <w:rPr>
-          <w:sz w:val="20"/>
-          <w:lang w:val="en-GB"/>
-        </w:rPr>
-        <w:t>__</w:t>
-      </w:r>
-      <w:r>
-        <w:rPr>
-          <w:sz w:val="20"/>
-          <w:lang w:val="en-GB"/>
-        </w:rPr>
-        <w:t>_)</w:t>
+        <w:t xml:space="preserve"> No. </w:t>
+      </w:r>
+      <w:r>
+        <w:rPr>
+          <w:b/>
+          <w:bCs/>
+          <w:sz w:val="18"/>
+          <w:szCs w:val="20"/>
+          <w:u w:val="single"/>
+        </w:rPr>
+        <w:t>{{</w:t>
+      </w:r>
+      <w:proofErr w:type="spellStart"/>
+      <w:r>
+        <w:rPr>
+          <w:b/>
+          <w:bCs/>
+          <w:sz w:val="18"/>
+          <w:szCs w:val="20"/>
+          <w:u w:val="single"/>
+        </w:rPr>
+        <w:t>seller</w:t>
+      </w:r>
+      <w:r>
+        <w:rPr>
+          <w:b/>
+          <w:bCs/>
+          <w:sz w:val="18"/>
+          <w:szCs w:val="20"/>
+          <w:u w:val="single"/>
+        </w:rPr>
+        <w:t>_n</w:t>
+      </w:r>
+      <w:r>
+        <w:rPr>
+          <w:b/>
+          <w:bCs/>
+          <w:sz w:val="18"/>
+          <w:szCs w:val="20"/>
+          <w:u w:val="single"/>
+        </w:rPr>
+        <w:t>ric</w:t>
+      </w:r>
+      <w:proofErr w:type="spellEnd"/>
+      <w:r>
+        <w:rPr>
+          <w:b/>
+          <w:bCs/>
+          <w:sz w:val="18"/>
+          <w:szCs w:val="20"/>
+          <w:u w:val="single"/>
+        </w:rPr>
+        <w:t>}}</w:t>
+      </w:r>
+      <w:r>
+        <w:rPr>
+          <w:sz w:val="20"/>
+          <w:lang w:val="en-GB"/>
+        </w:rPr>
+        <w:t>)</w:t>
       </w:r>
     </w:p>
     <w:p>
@@ -454,72 +657,154 @@
           <w:lang w:val="en-GB"/>
         </w:rPr>
         <w:tab/>
-        <w:t>_______</w:t>
-      </w:r>
-      <w:r>
-        <w:rPr>
-          <w:sz w:val="20"/>
-          <w:lang w:val="en-GB"/>
-        </w:rPr>
-        <w:t>_____________________</w:t>
-      </w:r>
-      <w:r>
-        <w:rPr>
-          <w:sz w:val="20"/>
-          <w:lang w:val="en-GB"/>
-        </w:rPr>
-        <w:t>__</w:t>
-      </w:r>
-      <w:proofErr w:type="gramStart"/>
-      <w:r>
-        <w:rPr>
-          <w:sz w:val="20"/>
-          <w:lang w:val="en-GB"/>
-        </w:rPr>
-        <w:t>_</w:t>
-      </w:r>
-      <w:r>
-        <w:rPr>
-          <w:sz w:val="20"/>
-          <w:lang w:val="en-GB"/>
-        </w:rPr>
-        <w:t>(</w:t>
-      </w:r>
-      <w:proofErr w:type="gramEnd"/>
-      <w:r>
-        <w:rPr>
-          <w:sz w:val="20"/>
-          <w:lang w:val="en-GB"/>
-        </w:rPr>
-        <w:t>Passport/ N</w:t>
-      </w:r>
-      <w:r>
-        <w:rPr>
-          <w:sz w:val="20"/>
-          <w:lang w:val="en-GB"/>
-        </w:rPr>
-        <w:t>RIC</w:t>
-      </w:r>
-      <w:r>
-        <w:rPr>
-          <w:sz w:val="20"/>
-          <w:lang w:val="en-GB"/>
-        </w:rPr>
-        <w:t>/ Company Regn</w:t>
-      </w:r>
-      <w:r>
-        <w:rPr>
-          <w:sz w:val="20"/>
-          <w:lang w:val="en-GB"/>
-        </w:rPr>
-        <w:t xml:space="preserve"> No.__________________</w:t>
-      </w:r>
-      <w:r>
-        <w:rPr>
-          <w:sz w:val="20"/>
-          <w:lang w:val="en-GB"/>
-        </w:rPr>
-        <w:t>_</w:t>
+      </w:r>
+      <w:r>
+        <w:rPr>
+          <w:sz w:val="20"/>
+          <w:lang w:val="en-GB"/>
+        </w:rPr>
+        <w:t xml:space="preserve">  </w:t>
+      </w:r>
+      <w:r>
+        <w:rPr>
+          <w:b/>
+          <w:bCs/>
+          <w:sz w:val="18"/>
+          <w:szCs w:val="20"/>
+          <w:u w:val="single"/>
+        </w:rPr>
+        <w:t>{{</w:t>
+      </w:r>
+      <w:r>
+        <w:rPr>
+          <w:b/>
+          <w:bCs/>
+          <w:sz w:val="18"/>
+          <w:szCs w:val="20"/>
+          <w:u w:val="single"/>
+        </w:rPr>
+        <w:t>seller</w:t>
+      </w:r>
+      <w:r>
+        <w:rPr>
+          <w:b/>
+          <w:bCs/>
+          <w:sz w:val="18"/>
+          <w:szCs w:val="20"/>
+          <w:u w:val="single"/>
+        </w:rPr>
+        <w:t>2</w:t>
+      </w:r>
+      <w:r>
+        <w:rPr>
+          <w:b/>
+          <w:bCs/>
+          <w:sz w:val="18"/>
+          <w:szCs w:val="20"/>
+          <w:u w:val="single"/>
+        </w:rPr>
+        <w:t>_n</w:t>
+      </w:r>
+      <w:r>
+        <w:rPr>
+          <w:b/>
+          <w:bCs/>
+          <w:sz w:val="18"/>
+          <w:szCs w:val="20"/>
+          <w:u w:val="single"/>
+        </w:rPr>
+        <w:t>ame</w:t>
+      </w:r>
+      <w:r>
+        <w:rPr>
+          <w:b/>
+          <w:bCs/>
+          <w:sz w:val="18"/>
+          <w:szCs w:val="20"/>
+          <w:u w:val="single"/>
+        </w:rPr>
+        <w:t>}}</w:t>
+      </w:r>
+      <w:r>
+        <w:rPr>
+          <w:sz w:val="20"/>
+          <w:lang w:val="en-GB"/>
+        </w:rPr>
+        <w:t xml:space="preserve"> (Passport/N</w:t>
+      </w:r>
+      <w:r>
+        <w:rPr>
+          <w:sz w:val="20"/>
+          <w:lang w:val="en-GB"/>
+        </w:rPr>
+        <w:t>RIC/Company Regn</w:t>
+      </w:r>
+      <w:r>
+        <w:rPr>
+          <w:sz w:val="20"/>
+          <w:lang w:val="en-GB"/>
+        </w:rPr>
+        <w:t xml:space="preserve"> No. </w:t>
+      </w:r>
+      <w:r>
+        <w:rPr>
+          <w:b/>
+          <w:bCs/>
+          <w:sz w:val="18"/>
+          <w:szCs w:val="20"/>
+          <w:u w:val="single"/>
+        </w:rPr>
+        <w:t>{{</w:t>
+      </w:r>
+      <w:r>
+        <w:rPr>
+          <w:b/>
+          <w:bCs/>
+          <w:sz w:val="18"/>
+          <w:szCs w:val="20"/>
+          <w:u w:val="single"/>
+        </w:rPr>
+        <w:t>seller</w:t>
+      </w:r>
+      <w:r>
+        <w:rPr>
+          <w:b/>
+          <w:bCs/>
+          <w:sz w:val="18"/>
+          <w:szCs w:val="20"/>
+          <w:u w:val="single"/>
+        </w:rPr>
+        <w:t>2</w:t>
+      </w:r>
+      <w:r>
+        <w:rPr>
+          <w:b/>
+          <w:bCs/>
+          <w:sz w:val="18"/>
+          <w:szCs w:val="20"/>
+          <w:u w:val="single"/>
+        </w:rPr>
+        <w:t>_n</w:t>
+      </w:r>
+      <w:r>
+        <w:rPr>
+          <w:b/>
+          <w:bCs/>
+          <w:sz w:val="18"/>
+          <w:szCs w:val="20"/>
+          <w:u w:val="single"/>
+        </w:rPr>
+        <w:t>ric</w:t>
+      </w:r>
+      <w:r>
+        <w:rPr>
+          <w:b/>
+          <w:bCs/>
+          <w:sz w:val="18"/>
+          <w:szCs w:val="20"/>
+          <w:u w:val="single"/>
+        </w:rPr>
+        <w:t>}}</w:t>
       </w:r>
       <w:r>
         <w:rPr>
@@ -645,17 +930,35 @@
       </w:r>
       <w:r>
         <w:rPr>
-          <w:sz w:val="20"/>
-          <w:lang w:val="en-GB"/>
-        </w:rPr>
-        <w:t>___________________________________________</w:t>
-      </w:r>
-      <w:r>
-        <w:rPr>
-          <w:sz w:val="20"/>
-          <w:lang w:val="en-GB"/>
-        </w:rPr>
-        <w:t>______________</w:t>
+          <w:b/>
+          <w:bCs/>
+          <w:sz w:val="20"/>
+          <w:u w:val="single"/>
+          <w:lang w:val="en-GB"/>
+        </w:rPr>
+        <w:t>{{</w:t>
+      </w:r>
+      <w:proofErr w:type="spellStart"/>
+      <w:r>
+        <w:rPr>
+          <w:b/>
+          <w:bCs/>
+          <w:sz w:val="20"/>
+          <w:u w:val="single"/>
+          <w:lang w:val="en-GB"/>
+        </w:rPr>
+        <w:t>property_address</w:t>
+      </w:r>
+      <w:proofErr w:type="spellEnd"/>
+      <w:r>
+        <w:rPr>
+          <w:b/>
+          <w:bCs/>
+          <w:sz w:val="20"/>
+          <w:u w:val="single"/>
+          <w:lang w:val="en-GB"/>
+        </w:rPr>
+        <w:t>}}</w:t>
       </w:r>
       <w:r>
         <w:rPr>
@@ -720,13 +1023,52 @@
           <w:sz w:val="20"/>
           <w:lang w:val="en-GB"/>
         </w:rPr>
-        <w:t xml:space="preserve"> __________________________________________ </w:t>
+        <w:t xml:space="preserve"> </w:t>
       </w:r>
       <w:r>
         <w:rPr>
           <w:b/>
           <w:bCs/>
           <w:sz w:val="20"/>
+          <w:u w:val="single"/>
+          <w:lang w:val="en-GB"/>
+        </w:rPr>
+        <w:t>{{</w:t>
+      </w:r>
+      <w:proofErr w:type="spellStart"/>
+      <w:r>
+        <w:rPr>
+          <w:b/>
+          <w:bCs/>
+          <w:sz w:val="20"/>
+          <w:u w:val="single"/>
+          <w:lang w:val="en-GB"/>
+        </w:rPr>
+        <w:t>option_fee_words</w:t>
+      </w:r>
+      <w:proofErr w:type="spellEnd"/>
+      <w:r>
+        <w:rPr>
+          <w:b/>
+          <w:bCs/>
+          <w:sz w:val="20"/>
+          <w:u w:val="single"/>
+          <w:lang w:val="en-GB"/>
+        </w:rPr>
+        <w:t>}}</w:t>
+      </w:r>
+      <w:r>
+        <w:rPr>
+          <w:sz w:val="20"/>
+          <w:lang w:val="en-GB"/>
+        </w:rPr>
+        <w:t xml:space="preserve"> </w:t>
+      </w:r>
+      <w:r>
+        <w:rPr>
+          <w:b/>
+          <w:bCs/>
+          <w:sz w:val="20"/>
           <w:lang w:val="en-GB"/>
         </w:rPr>
         <w:t>Only</w:t>
@@ -759,13 +1101,91 @@
           <w:sz w:val="20"/>
           <w:lang w:val="en-GB"/>
         </w:rPr>
-        <w:t xml:space="preserve"> _______________________) (“the Option Fee”) received by me/us from you this __________ </w:t>
+        <w:t xml:space="preserve"> </w:t>
       </w:r>
       <w:r>
         <w:rPr>
           <w:b/>
           <w:bCs/>
           <w:sz w:val="20"/>
+          <w:u w:val="single"/>
+          <w:lang w:val="en-GB"/>
+        </w:rPr>
+        <w:t>{{</w:t>
+      </w:r>
+      <w:proofErr w:type="spellStart"/>
+      <w:r>
+        <w:rPr>
+          <w:b/>
+          <w:bCs/>
+          <w:sz w:val="20"/>
+          <w:u w:val="single"/>
+          <w:lang w:val="en-GB"/>
+        </w:rPr>
+        <w:t>option_fee</w:t>
+      </w:r>
+      <w:proofErr w:type="spellEnd"/>
+      <w:r>
+        <w:rPr>
+          <w:b/>
+          <w:bCs/>
+          <w:sz w:val="20"/>
+          <w:u w:val="single"/>
+          <w:lang w:val="en-GB"/>
+        </w:rPr>
+        <w:t>}}</w:t>
+      </w:r>
+      <w:r>
+        <w:rPr>
+          <w:sz w:val="20"/>
+          <w:lang w:val="en-GB"/>
+        </w:rPr>
+        <w:t xml:space="preserve">) (“the Option Fee”) received by me/us from you this </w:t>
+      </w:r>
+      <w:r>
+        <w:rPr>
+          <w:b/>
+          <w:bCs/>
+          <w:sz w:val="20"/>
+          <w:u w:val="single"/>
+          <w:lang w:val="en-GB"/>
+        </w:rPr>
+        <w:t>{{</w:t>
+      </w:r>
+      <w:proofErr w:type="spellStart"/>
+      <w:r>
+        <w:rPr>
+          <w:b/>
+          <w:bCs/>
+          <w:sz w:val="20"/>
+          <w:u w:val="single"/>
+          <w:lang w:val="en-GB"/>
+        </w:rPr>
+        <w:t>today_day</w:t>
+      </w:r>
+      <w:proofErr w:type="spellEnd"/>
+      <w:r>
+        <w:rPr>
+          <w:b/>
+          <w:bCs/>
+          <w:sz w:val="20"/>
+          <w:u w:val="single"/>
+          <w:lang w:val="en-GB"/>
+        </w:rPr>
+        <w:t>}}</w:t>
+      </w:r>
+      <w:r>
+        <w:rPr>
+          <w:sz w:val="20"/>
+          <w:lang w:val="en-GB"/>
+        </w:rPr>
+        <w:t xml:space="preserve"> </w:t>
+      </w:r>
+      <w:r>
+        <w:rPr>
+          <w:b/>
+          <w:bCs/>
+          <w:sz w:val="20"/>
           <w:lang w:val="en-GB"/>
         </w:rPr>
         <w:t>day</w:t>
@@ -775,29 +1195,92 @@
           <w:sz w:val="20"/>
           <w:lang w:val="en-GB"/>
         </w:rPr>
-        <w:t xml:space="preserve"> of ___________________ </w:t>
+        <w:t xml:space="preserve"> of </w:t>
       </w:r>
       <w:r>
         <w:rPr>
           <w:b/>
           <w:bCs/>
           <w:sz w:val="20"/>
-          <w:lang w:val="en-GB"/>
-        </w:rPr>
-        <w:t>20</w:t>
-      </w:r>
-      <w:r>
-        <w:rPr>
-          <w:sz w:val="20"/>
-          <w:lang w:val="en-GB"/>
-        </w:rPr>
-        <w:t xml:space="preserve">_____ </w:t>
-      </w:r>
+          <w:u w:val="single"/>
+          <w:lang w:val="en-GB"/>
+        </w:rPr>
+        <w:t>{{</w:t>
+      </w:r>
+      <w:proofErr w:type="spellStart"/>
       <w:r>
         <w:rPr>
           <w:b/>
           <w:bCs/>
           <w:sz w:val="20"/>
+          <w:u w:val="single"/>
+          <w:lang w:val="en-GB"/>
+        </w:rPr>
+        <w:t>today_month_word</w:t>
+      </w:r>
+      <w:proofErr w:type="spellEnd"/>
+      <w:r>
+        <w:rPr>
+          <w:b/>
+          <w:bCs/>
+          <w:sz w:val="20"/>
+          <w:u w:val="single"/>
+          <w:lang w:val="en-GB"/>
+        </w:rPr>
+        <w:t>}}</w:t>
+      </w:r>
+      <w:r>
+        <w:rPr>
+          <w:sz w:val="20"/>
+          <w:u w:val="single"/>
+          <w:lang w:val="en-GB"/>
+        </w:rPr>
+        <w:t xml:space="preserve"> </w:t>
+      </w:r>
+      <w:r>
+        <w:rPr>
+          <w:b/>
+          <w:bCs/>
+          <w:sz w:val="20"/>
+          <w:u w:val="single"/>
+          <w:lang w:val="en-GB"/>
+        </w:rPr>
+        <w:t>{{</w:t>
+      </w:r>
+      <w:proofErr w:type="spellStart"/>
+      <w:r>
+        <w:rPr>
+          <w:b/>
+          <w:bCs/>
+          <w:sz w:val="20"/>
+          <w:u w:val="single"/>
+          <w:lang w:val="en-GB"/>
+        </w:rPr>
+        <w:t>today_year</w:t>
+      </w:r>
+      <w:proofErr w:type="spellEnd"/>
+      <w:r>
+        <w:rPr>
+          <w:b/>
+          <w:bCs/>
+          <w:sz w:val="20"/>
+          <w:u w:val="single"/>
+          <w:lang w:val="en-GB"/>
+        </w:rPr>
+        <w:t>}}</w:t>
+      </w:r>
+      <w:r>
+        <w:rPr>
+          <w:sz w:val="20"/>
+          <w:lang w:val="en-GB"/>
+        </w:rPr>
+        <w:t xml:space="preserve"> </w:t>
+      </w:r>
+      <w:r>
+        <w:rPr>
+          <w:b/>
+          <w:bCs/>
+          <w:sz w:val="20"/>
           <w:lang w:val="en-GB"/>
         </w:rPr>
         <w:t>via cheque no</w:t>
@@ -807,13 +1290,52 @@
           <w:sz w:val="20"/>
           <w:lang w:val="en-GB"/>
         </w:rPr>
-        <w:t xml:space="preserve"> _______________ </w:t>
+        <w:t xml:space="preserve"> </w:t>
       </w:r>
       <w:r>
         <w:rPr>
           <w:b/>
           <w:bCs/>
           <w:sz w:val="20"/>
+          <w:u w:val="single"/>
+          <w:lang w:val="en-GB"/>
+        </w:rPr>
+        <w:t>{{</w:t>
+      </w:r>
+      <w:proofErr w:type="spellStart"/>
+      <w:r>
+        <w:rPr>
+          <w:b/>
+          <w:bCs/>
+          <w:sz w:val="20"/>
+          <w:u w:val="single"/>
+          <w:lang w:val="en-GB"/>
+        </w:rPr>
+        <w:t>cheque_number</w:t>
+      </w:r>
+      <w:proofErr w:type="spellEnd"/>
+      <w:r>
+        <w:rPr>
+          <w:b/>
+          <w:bCs/>
+          <w:sz w:val="20"/>
+          <w:u w:val="single"/>
+          <w:lang w:val="en-GB"/>
+        </w:rPr>
+        <w:t>}}</w:t>
+      </w:r>
+      <w:r>
+        <w:rPr>
+          <w:sz w:val="20"/>
+          <w:lang w:val="en-GB"/>
+        </w:rPr>
+        <w:t xml:space="preserve"> </w:t>
+      </w:r>
+      <w:r>
+        <w:rPr>
+          <w:b/>
+          <w:bCs/>
+          <w:sz w:val="20"/>
           <w:lang w:val="en-GB"/>
         </w:rPr>
         <w:t>of</w:t>
@@ -823,7 +1345,56 @@
           <w:sz w:val="20"/>
           <w:lang w:val="en-GB"/>
         </w:rPr>
-        <w:t xml:space="preserve"> ______________ </w:t>
+        <w:t xml:space="preserve"> </w:t>
+      </w:r>
+      <w:r>
+        <w:rPr>
+          <w:b/>
+          <w:bCs/>
+          <w:sz w:val="20"/>
+          <w:u w:val="single"/>
+          <w:lang w:val="en-GB"/>
+        </w:rPr>
+        <w:t>{{</w:t>
+      </w:r>
+      <w:proofErr w:type="spellStart"/>
+      <w:r>
+        <w:rPr>
+          <w:b/>
+          <w:bCs/>
+          <w:sz w:val="20"/>
+          <w:u w:val="single"/>
+          <w:lang w:val="en-GB"/>
+        </w:rPr>
+        <w:t>cheque_</w:t>
+      </w:r>
+      <w:r>
+        <w:rPr>
+          <w:b/>
+          <w:bCs/>
+          <w:sz w:val="20"/>
+          <w:u w:val="single"/>
+          <w:lang w:val="en-GB"/>
+        </w:rPr>
+        <w:t>bank</w:t>
+      </w:r>
+      <w:proofErr w:type="spellEnd"/>
+      <w:r>
+        <w:rPr>
+          <w:b/>
+          <w:bCs/>
+          <w:sz w:val="20"/>
+          <w:u w:val="single"/>
+          <w:lang w:val="en-GB"/>
+        </w:rPr>
+        <w:t>}}</w:t>
+      </w:r>
+      <w:r>
+        <w:rPr>
+          <w:sz w:val="20"/>
+          <w:lang w:val="en-GB"/>
+        </w:rPr>
+        <w:t xml:space="preserve"> </w:t>
       </w:r>
       <w:r>
         <w:rPr>
@@ -912,13 +1483,45 @@
           <w:sz w:val="20"/>
           <w:lang w:val="en-GB"/>
         </w:rPr>
-        <w:t xml:space="preserve"> _______________________________________</w:t>
+        <w:t xml:space="preserve"> </w:t>
       </w:r>
       <w:r>
         <w:rPr>
           <w:b/>
           <w:bCs/>
           <w:sz w:val="20"/>
+          <w:u w:val="single"/>
+          <w:lang w:val="en-GB"/>
+        </w:rPr>
+        <w:t>{{</w:t>
+      </w:r>
+      <w:proofErr w:type="spellStart"/>
+      <w:r>
+        <w:rPr>
+          <w:b/>
+          <w:bCs/>
+          <w:sz w:val="20"/>
+          <w:u w:val="single"/>
+          <w:lang w:val="en-GB"/>
+        </w:rPr>
+        <w:t>option_fee_words</w:t>
+      </w:r>
+      <w:proofErr w:type="spellEnd"/>
+      <w:r>
+        <w:rPr>
+          <w:b/>
+          <w:bCs/>
+          <w:sz w:val="20"/>
+          <w:u w:val="single"/>
+          <w:lang w:val="en-GB"/>
+        </w:rPr>
+        <w:t>}}</w:t>
+      </w:r>
+      <w:r>
+        <w:rPr>
+          <w:b/>
+          <w:bCs/>
+          <w:sz w:val="20"/>
           <w:lang w:val="en-GB"/>
         </w:rPr>
         <w:t xml:space="preserve"> Only</w:t>
@@ -941,10 +1544,42 @@
       </w:r>
       <w:r>
         <w:rPr>
-          <w:sz w:val="20"/>
-          <w:lang w:val="en-GB"/>
-        </w:rPr>
-        <w:t xml:space="preserve"> __________________________).</w:t>
+          <w:b/>
+          <w:bCs/>
+          <w:sz w:val="20"/>
+          <w:u w:val="single"/>
+          <w:lang w:val="en-GB"/>
+        </w:rPr>
+        <w:t>{{</w:t>
+      </w:r>
+      <w:proofErr w:type="spellStart"/>
+      <w:r>
+        <w:rPr>
+          <w:b/>
+          <w:bCs/>
+          <w:sz w:val="20"/>
+          <w:u w:val="single"/>
+          <w:lang w:val="en-GB"/>
+        </w:rPr>
+        <w:t>option_fee</w:t>
+      </w:r>
+      <w:proofErr w:type="spellEnd"/>
+      <w:r>
+        <w:rPr>
+          <w:b/>
+          <w:bCs/>
+          <w:sz w:val="20"/>
+          <w:u w:val="single"/>
+          <w:lang w:val="en-GB"/>
+        </w:rPr>
+        <w:t>}}</w:t>
+      </w:r>
+      <w:r>
+        <w:rPr>
+          <w:sz w:val="20"/>
+          <w:lang w:val="en-GB"/>
+        </w:rPr>
+        <w:t>).</w:t>
       </w:r>
     </w:p>
     <w:p>
@@ -1265,27 +1900,41 @@
       </w:r>
       <w:r>
         <w:rPr>
-          <w:bCs/>
-          <w:sz w:val="20"/>
-          <w:lang w:val="en-GB"/>
-        </w:rPr>
-        <w:t>__</w:t>
-      </w:r>
-      <w:r>
-        <w:rPr>
-          <w:bCs/>
-          <w:sz w:val="20"/>
-          <w:lang w:val="en-GB"/>
-        </w:rPr>
-        <w:t>__________________________________________</w:t>
-      </w:r>
-      <w:r>
-        <w:rPr>
-          <w:bCs/>
-          <w:sz w:val="20"/>
-          <w:lang w:val="en-GB"/>
-        </w:rPr>
-        <w:t xml:space="preserve"> </w:t>
+          <w:b/>
+          <w:sz w:val="20"/>
+          <w:u w:val="single"/>
+          <w:lang w:val="en-GB"/>
+        </w:rPr>
+        <w:t>{{</w:t>
+      </w:r>
+      <w:proofErr w:type="spellStart"/>
+      <w:r>
+        <w:rPr>
+          <w:b/>
+          <w:sz w:val="20"/>
+          <w:u w:val="single"/>
+          <w:lang w:val="en-GB"/>
+        </w:rPr>
+        <w:t>four_percent_</w:t>
+      </w:r>
+      <w:r>
+        <w:rPr>
+          <w:b/>
+          <w:sz w:val="20"/>
+          <w:u w:val="single"/>
+          <w:lang w:val="en-GB"/>
+        </w:rPr>
+        <w:t>words</w:t>
+      </w:r>
+      <w:proofErr w:type="spellEnd"/>
+      <w:r>
+        <w:rPr>
+          <w:b/>
+          <w:sz w:val="20"/>
+          <w:u w:val="single"/>
+          <w:lang w:val="en-GB"/>
+        </w:rPr>
+        <w:t>}}</w:t>
       </w:r>
     </w:p>
     <w:p>
@@ -1322,11 +1971,40 @@
       </w:r>
       <w:r>
         <w:rPr>
+          <w:b/>
+          <w:sz w:val="20"/>
+          <w:u w:val="single"/>
+          <w:lang w:val="en-GB"/>
+        </w:rPr>
+        <w:t>{{</w:t>
+      </w:r>
+      <w:proofErr w:type="spellStart"/>
+      <w:r>
+        <w:rPr>
+          <w:b/>
+          <w:sz w:val="20"/>
+          <w:u w:val="single"/>
+          <w:lang w:val="en-GB"/>
+        </w:rPr>
+        <w:t>four_percent_amount</w:t>
+      </w:r>
+      <w:proofErr w:type="spellEnd"/>
+      <w:r>
+        <w:rPr>
+          <w:b/>
+          <w:sz w:val="20"/>
+          <w:u w:val="single"/>
+          <w:lang w:val="en-GB"/>
+        </w:rPr>
+        <w:t>}}</w:t>
+      </w:r>
+      <w:r>
+        <w:rPr>
           <w:bCs/>
           <w:sz w:val="20"/>
           <w:lang w:val="en-GB"/>
         </w:rPr>
-        <w:t>_____________)</w:t>
+        <w:t>)</w:t>
       </w:r>
       <w:r>
         <w:rPr>
@@ -1497,10 +2175,12 @@
         <w:ind w:left="900" w:hanging="900"/>
         <w:jc w:val="both"/>
         <w:rPr>
-          <w:sz w:val="20"/>
-          <w:lang w:val="en-GB"/>
-        </w:rPr>
-      </w:pPr>
+          <w:bCs/>
+          <w:sz w:val="20"/>
+          <w:lang w:val="en-GB"/>
+        </w:rPr>
+      </w:pPr>
+      <w:proofErr w:type="gramStart"/>
       <w:r>
         <w:rPr>
           <w:sz w:val="20"/>
@@ -1508,6 +2188,7 @@
         </w:rPr>
         <w:t>[ ]</w:t>
       </w:r>
+      <w:proofErr w:type="gramEnd"/>
       <w:r>
         <w:rPr>
           <w:sz w:val="20"/>
@@ -1549,19 +2230,111 @@
       </w:r>
       <w:r>
         <w:rPr>
+          <w:b/>
+          <w:sz w:val="20"/>
+          <w:u w:val="single"/>
+          <w:lang w:val="en-GB"/>
+        </w:rPr>
+        <w:t>{{</w:t>
+      </w:r>
+      <w:proofErr w:type="spellStart"/>
+      <w:r>
+        <w:rPr>
+          <w:b/>
+          <w:sz w:val="20"/>
+          <w:u w:val="single"/>
+          <w:lang w:val="en-GB"/>
+        </w:rPr>
+        <w:t>four_percent_</w:t>
+      </w:r>
+      <w:r>
+        <w:rPr>
+          <w:b/>
+          <w:sz w:val="20"/>
+          <w:u w:val="single"/>
+          <w:lang w:val="en-GB"/>
+        </w:rPr>
+        <w:t>words</w:t>
+      </w:r>
+      <w:proofErr w:type="spellEnd"/>
+      <w:r>
+        <w:rPr>
+          <w:b/>
+          <w:sz w:val="20"/>
+          <w:u w:val="single"/>
+          <w:lang w:val="en-GB"/>
+        </w:rPr>
+        <w:t>}}</w:t>
+      </w:r>
+      <w:r>
+        <w:rPr>
           <w:bCs/>
           <w:sz w:val="20"/>
           <w:lang w:val="en-GB"/>
         </w:rPr>
-        <w:t>_________</w:t>
-      </w:r>
+        <w:t xml:space="preserve"> </w:t>
+      </w:r>
+    </w:p>
+    <w:p>
+      <w:pPr>
+        <w:tabs>
+          <w:tab w:val="left" w:pos="851"/>
+          <w:tab w:val="left" w:pos="900"/>
+          <w:tab w:val="left" w:pos="1634"/>
+          <w:tab w:val="left" w:pos="2368"/>
+          <w:tab w:val="left" w:pos="3592"/>
+        </w:tabs>
+        <w:ind w:left="900" w:hanging="49"/>
+        <w:jc w:val="both"/>
+        <w:rPr>
+          <w:sz w:val="20"/>
+          <w:lang w:val="en-GB"/>
+        </w:rPr>
+      </w:pPr>
       <w:r>
         <w:rPr>
           <w:bCs/>
           <w:sz w:val="20"/>
           <w:lang w:val="en-GB"/>
         </w:rPr>
-        <w:t>_____</w:t>
+        <w:t>(</w:t>
+      </w:r>
+      <w:r>
+        <w:rPr>
+          <w:b/>
+          <w:sz w:val="20"/>
+          <w:lang w:val="en-GB"/>
+        </w:rPr>
+        <w:t>S$</w:t>
+      </w:r>
+      <w:r>
+        <w:rPr>
+          <w:b/>
+          <w:sz w:val="20"/>
+          <w:u w:val="single"/>
+          <w:lang w:val="en-GB"/>
+        </w:rPr>
+        <w:t>{{</w:t>
+      </w:r>
+      <w:proofErr w:type="spellStart"/>
+      <w:r>
+        <w:rPr>
+          <w:b/>
+          <w:sz w:val="20"/>
+          <w:u w:val="single"/>
+          <w:lang w:val="en-GB"/>
+        </w:rPr>
+        <w:t>four_percent_amount</w:t>
+      </w:r>
+      <w:proofErr w:type="spellEnd"/>
+      <w:r>
+        <w:rPr>
+          <w:b/>
+          <w:sz w:val="20"/>
+          <w:u w:val="single"/>
+          <w:lang w:val="en-GB"/>
+        </w:rPr>
+        <w:t>}}</w:t>
       </w:r>
       <w:r>
         <w:rPr>
@@ -1569,55 +2342,7 @@
           <w:sz w:val="20"/>
           <w:lang w:val="en-GB"/>
         </w:rPr>
-        <w:t>__________</w:t>
-      </w:r>
-      <w:r>
-        <w:rPr>
-          <w:bCs/>
-          <w:sz w:val="20"/>
-          <w:lang w:val="en-GB"/>
-        </w:rPr>
-        <w:t xml:space="preserve">___________________ </w:t>
-      </w:r>
-      <w:r>
-        <w:rPr>
-          <w:bCs/>
-          <w:sz w:val="20"/>
-          <w:lang w:val="en-GB"/>
-        </w:rPr>
-        <w:t>(</w:t>
-      </w:r>
-      <w:r>
-        <w:rPr>
-          <w:b/>
-          <w:sz w:val="20"/>
-          <w:lang w:val="en-GB"/>
-        </w:rPr>
-        <w:t>S$</w:t>
-      </w:r>
-      <w:r>
-        <w:rPr>
-          <w:bCs/>
-          <w:sz w:val="20"/>
-          <w:lang w:val="en-GB"/>
-        </w:rPr>
-        <w:t>___________</w:t>
-      </w:r>
-      <w:r>
-        <w:rPr>
-          <w:bCs/>
-          <w:sz w:val="20"/>
-          <w:lang w:val="en-GB"/>
-        </w:rPr>
-        <w:t>___</w:t>
-      </w:r>
-      <w:r>
-        <w:rPr>
-          <w:bCs/>
-          <w:sz w:val="20"/>
-          <w:lang w:val="en-GB"/>
-        </w:rPr>
-        <w:t>____)</w:t>
+        <w:t>)</w:t>
       </w:r>
       <w:r>
         <w:rPr>
@@ -1691,15 +2416,32 @@
           <w:sz w:val="20"/>
           <w:lang w:val="en-GB"/>
         </w:rPr>
-        <w:t xml:space="preserve"> by  </w:t>
-      </w:r>
-      <w:r>
-        <w:rPr>
-          <w:b/>
-          <w:sz w:val="20"/>
-          <w:lang w:val="en-GB"/>
-        </w:rPr>
-        <w:t>**</w:t>
+        <w:t xml:space="preserve"> </w:t>
+      </w:r>
+      <w:proofErr w:type="gramStart"/>
+      <w:r>
+        <w:rPr>
+          <w:sz w:val="20"/>
+          <w:lang w:val="en-GB"/>
+        </w:rPr>
+        <w:t xml:space="preserve">by  </w:t>
+      </w:r>
+      <w:r>
+        <w:rPr>
+          <w:b/>
+          <w:sz w:val="20"/>
+          <w:lang w:val="en-GB"/>
+        </w:rPr>
+        <w:t>*</w:t>
+      </w:r>
+      <w:proofErr w:type="gramEnd"/>
+      <w:r>
+        <w:rPr>
+          <w:b/>
+          <w:sz w:val="20"/>
+          <w:lang w:val="en-GB"/>
+        </w:rPr>
+        <w:t>*</w:t>
       </w:r>
       <w:r>
         <w:rPr>
@@ -1986,24 +2728,42 @@
       </w:r>
       <w:r>
         <w:rPr>
-          <w:sz w:val="20"/>
-          <w:lang w:val="en-GB"/>
-        </w:rPr>
-        <w:t>______</w:t>
-      </w:r>
-      <w:r>
-        <w:rPr>
-          <w:sz w:val="20"/>
-          <w:lang w:val="en-GB"/>
-        </w:rPr>
-        <w:t>____</w:t>
-      </w:r>
-      <w:r>
-        <w:rPr>
-          <w:sz w:val="20"/>
-          <w:lang w:val="en-GB"/>
-        </w:rPr>
-        <w:t xml:space="preserve">_ </w:t>
+          <w:b/>
+          <w:bCs/>
+          <w:sz w:val="20"/>
+          <w:u w:val="single"/>
+          <w:lang w:val="en-GB"/>
+        </w:rPr>
+        <w:t>{{</w:t>
+      </w:r>
+      <w:proofErr w:type="spellStart"/>
+      <w:r>
+        <w:rPr>
+          <w:b/>
+          <w:bCs/>
+          <w:sz w:val="20"/>
+          <w:u w:val="single"/>
+          <w:lang w:val="en-GB"/>
+        </w:rPr>
+        <w:t>completion_weeks_words</w:t>
+      </w:r>
+      <w:proofErr w:type="spellEnd"/>
+      <w:r>
+        <w:rPr>
+          <w:b/>
+          <w:bCs/>
+          <w:sz w:val="20"/>
+          <w:u w:val="single"/>
+          <w:lang w:val="en-GB"/>
+        </w:rPr>
+        <w:t>}}</w:t>
+      </w:r>
+      <w:r>
+        <w:rPr>
+          <w:sz w:val="20"/>
+          <w:lang w:val="en-GB"/>
+        </w:rPr>
+        <w:t xml:space="preserve"> </w:t>
       </w:r>
       <w:proofErr w:type="gramStart"/>
       <w:r>
@@ -2018,25 +2778,58 @@
           <w:sz w:val="20"/>
           <w:lang w:val="en-GB"/>
         </w:rPr>
-        <w:t xml:space="preserve"> _</w:t>
+        <w:t xml:space="preserve"> </w:t>
+      </w:r>
+      <w:r>
+        <w:rPr>
+          <w:b/>
+          <w:bCs/>
+          <w:sz w:val="20"/>
+          <w:u w:val="single"/>
+          <w:lang w:val="en-GB"/>
+        </w:rPr>
+        <w:t>{</w:t>
       </w:r>
       <w:proofErr w:type="gramEnd"/>
       <w:r>
         <w:rPr>
-          <w:sz w:val="20"/>
-          <w:lang w:val="en-GB"/>
-        </w:rPr>
-        <w:t>_____</w:t>
-      </w:r>
-      <w:proofErr w:type="gramStart"/>
-      <w:r>
-        <w:rPr>
-          <w:sz w:val="20"/>
-          <w:lang w:val="en-GB"/>
-        </w:rPr>
-        <w:t>_ )</w:t>
-      </w:r>
-      <w:proofErr w:type="gramEnd"/>
+          <w:b/>
+          <w:bCs/>
+          <w:sz w:val="20"/>
+          <w:u w:val="single"/>
+          <w:lang w:val="en-GB"/>
+        </w:rPr>
+        <w:t>{</w:t>
+      </w:r>
+      <w:proofErr w:type="spellStart"/>
+      <w:r>
+        <w:rPr>
+          <w:b/>
+          <w:bCs/>
+          <w:sz w:val="20"/>
+          <w:u w:val="single"/>
+          <w:lang w:val="en-GB"/>
+        </w:rPr>
+        <w:t>completion_weeks</w:t>
+      </w:r>
+      <w:proofErr w:type="spellEnd"/>
+      <w:r>
+        <w:rPr>
+          <w:b/>
+          <w:bCs/>
+          <w:sz w:val="20"/>
+          <w:u w:val="single"/>
+          <w:lang w:val="en-GB"/>
+        </w:rPr>
+        <w:t>}}</w:t>
+      </w:r>
+      <w:r>
+        <w:rPr>
+          <w:sz w:val="20"/>
+          <w:lang w:val="en-GB"/>
+        </w:rPr>
+        <w:t>)</w:t>
+      </w:r>
       <w:r>
         <w:rPr>
           <w:b/>
@@ -5617,47 +6410,516 @@
           <w:szCs w:val="18"/>
         </w:rPr>
       </w:pPr>
-      <w:r>
+    </w:p>
+    <w:tbl>
+      <w:tblPr>
+        <w:tblStyle w:val="TableGrid"/>
+        <w:tblW w:w="9983" w:type="dxa"/>
+        <w:tblBorders>
+          <w:top w:val="none" w:sz="0" w:space="0" w:color="auto"/>
+          <w:left w:val="none" w:sz="0" w:space="0" w:color="auto"/>
+          <w:bottom w:val="none" w:sz="0" w:space="0" w:color="auto"/>
+          <w:right w:val="none" w:sz="0" w:space="0" w:color="auto"/>
+          <w:insideH w:val="none" w:sz="0" w:space="0" w:color="auto"/>
+          <w:insideV w:val="none" w:sz="0" w:space="0" w:color="auto"/>
+        </w:tblBorders>
+        <w:tblLayout w:type="fixed"/>
+        <w:tblLook w:val="04A0" w:firstRow="1" w:lastRow="0" w:firstColumn="1" w:lastColumn="0" w:noHBand="0" w:noVBand="1"/>
+      </w:tblPr>
+      <w:tblGrid>
+        <w:gridCol w:w="3327"/>
+        <w:gridCol w:w="3328"/>
+        <w:gridCol w:w="3328"/>
+      </w:tblGrid>
+      <w:tr>
+        <w:tc>
+          <w:tcPr>
+            <w:tcW w:w="3402" w:type="dxa"/>
+            <w:vAlign w:val="bottom"/>
+          </w:tcPr>
+          <w:p>
+            <w:pPr>
+              <w:rPr>
+                <w:sz w:val="21"/>
+              </w:rPr>
+            </w:pPr>
+            <w:r>
+              <w:rPr>
+                <w:sz w:val="21"/>
+                <w:u w:val="single"/>
+              </w:rPr>
+              <w:tab/>
+            </w:r>
+            <w:r>
+              <w:rPr>
+                <w:sz w:val="21"/>
+                <w:u w:val="single"/>
+              </w:rPr>
+              <w:tab/>
+            </w:r>
+            <w:r>
+              <w:rPr>
+                <w:sz w:val="21"/>
+                <w:u w:val="single"/>
+              </w:rPr>
+              <w:tab/>
+            </w:r>
+            <w:r>
+              <w:rPr>
+                <w:sz w:val="21"/>
+                <w:u w:val="single"/>
+              </w:rPr>
+              <w:tab/>
+            </w:r>
+          </w:p>
+        </w:tc>
+        <w:tc>
+          <w:tcPr>
+            <w:tcW w:w="3402" w:type="dxa"/>
+            <w:vAlign w:val="bottom"/>
+          </w:tcPr>
+          <w:p>
+            <w:pPr>
+              <w:rPr>
+                <w:sz w:val="21"/>
+              </w:rPr>
+            </w:pPr>
+            <w:r>
+              <w:rPr>
+                <w:sz w:val="21"/>
+                <w:u w:val="single"/>
+              </w:rPr>
+              <w:tab/>
+            </w:r>
+            <w:r>
+              <w:rPr>
+                <w:sz w:val="21"/>
+                <w:u w:val="single"/>
+              </w:rPr>
+              <w:tab/>
+            </w:r>
+            <w:r>
+              <w:rPr>
+                <w:sz w:val="21"/>
+                <w:u w:val="single"/>
+              </w:rPr>
+              <w:tab/>
+            </w:r>
+            <w:r>
+              <w:rPr>
+                <w:sz w:val="21"/>
+                <w:u w:val="single"/>
+              </w:rPr>
+              <w:tab/>
+            </w:r>
+          </w:p>
+        </w:tc>
+        <w:tc>
+          <w:tcPr>
+            <w:tcW w:w="3402" w:type="dxa"/>
+            <w:vAlign w:val="bottom"/>
+          </w:tcPr>
+          <w:p>
+            <w:pPr>
+              <w:rPr>
+                <w:sz w:val="21"/>
+                <w:u w:val="single"/>
+              </w:rPr>
+            </w:pPr>
+            <w:r>
+              <w:rPr>
+                <w:sz w:val="21"/>
+                <w:u w:val="single"/>
+              </w:rPr>
+              <w:tab/>
+            </w:r>
+            <w:r>
+              <w:rPr>
+                <w:sz w:val="21"/>
+                <w:u w:val="single"/>
+              </w:rPr>
+              <w:tab/>
+            </w:r>
+            <w:r>
+              <w:rPr>
+                <w:sz w:val="21"/>
+                <w:u w:val="single"/>
+              </w:rPr>
+              <w:tab/>
+            </w:r>
+            <w:r>
+              <w:rPr>
+                <w:sz w:val="21"/>
+                <w:u w:val="single"/>
+              </w:rPr>
+              <w:tab/>
+            </w:r>
+          </w:p>
+        </w:tc>
+      </w:tr>
+      <w:tr>
+        <w:tc>
+          <w:tcPr>
+            <w:tcW w:w="3402" w:type="dxa"/>
+          </w:tcPr>
+          <w:p>
+            <w:pPr>
+              <w:jc w:val="both"/>
+              <w:rPr>
+                <w:sz w:val="21"/>
+              </w:rPr>
+            </w:pPr>
+            <w:r>
+              <w:rPr>
+                <w:sz w:val="21"/>
+              </w:rPr>
+              <w:t xml:space="preserve">Signature of </w:t>
+            </w:r>
+            <w:r>
+              <w:rPr>
+                <w:sz w:val="21"/>
+              </w:rPr>
+              <w:t>Vendor</w:t>
+            </w:r>
+          </w:p>
+        </w:tc>
+        <w:tc>
+          <w:tcPr>
+            <w:tcW w:w="3402" w:type="dxa"/>
+          </w:tcPr>
+          <w:p>
+            <w:pPr>
+              <w:jc w:val="both"/>
+              <w:rPr>
+                <w:sz w:val="21"/>
+              </w:rPr>
+            </w:pPr>
+            <w:r>
+              <w:rPr>
+                <w:sz w:val="21"/>
+              </w:rPr>
+              <w:t xml:space="preserve">Signature of </w:t>
+            </w:r>
+            <w:r>
+              <w:rPr>
+                <w:sz w:val="21"/>
+              </w:rPr>
+              <w:t>Vendor</w:t>
+            </w:r>
+          </w:p>
+        </w:tc>
+        <w:tc>
+          <w:tcPr>
+            <w:tcW w:w="3402" w:type="dxa"/>
+          </w:tcPr>
+          <w:p>
+            <w:pPr>
+              <w:jc w:val="both"/>
+              <w:rPr>
+                <w:sz w:val="21"/>
+              </w:rPr>
+            </w:pPr>
+            <w:r>
+              <w:rPr>
+                <w:sz w:val="21"/>
+              </w:rPr>
+              <w:t xml:space="preserve">Signature of </w:t>
+            </w:r>
+            <w:r>
+              <w:rPr>
+                <w:sz w:val="21"/>
+              </w:rPr>
+              <w:t>Vendor</w:t>
+            </w:r>
+          </w:p>
+        </w:tc>
+      </w:tr>
+      <w:tr>
+        <w:tc>
+          <w:tcPr>
+            <w:tcW w:w="3402" w:type="dxa"/>
+          </w:tcPr>
+          <w:p>
+            <w:pPr>
+              <w:jc w:val="both"/>
+              <w:rPr>
+                <w:sz w:val="21"/>
+              </w:rPr>
+            </w:pPr>
+            <w:r>
+              <w:rPr>
+                <w:sz w:val="21"/>
+              </w:rPr>
+              <w:t>Name</w:t>
+            </w:r>
+            <w:r>
+              <w:rPr>
+                <w:sz w:val="21"/>
+                <w:u w:val="single"/>
+              </w:rPr>
+              <w:t>: {{</w:t>
+            </w:r>
+            <w:proofErr w:type="spellStart"/>
+            <w:r>
+              <w:rPr>
+                <w:sz w:val="21"/>
+                <w:u w:val="single"/>
+              </w:rPr>
+              <w:t>seller</w:t>
+            </w:r>
+            <w:r>
+              <w:rPr>
+                <w:sz w:val="21"/>
+                <w:u w:val="single"/>
+              </w:rPr>
+              <w:t>_name</w:t>
+            </w:r>
+            <w:proofErr w:type="spellEnd"/>
+            <w:r>
+              <w:rPr>
+                <w:sz w:val="21"/>
+                <w:u w:val="single"/>
+              </w:rPr>
+              <w:t>}}</w:t>
+            </w:r>
+          </w:p>
+        </w:tc>
+        <w:tc>
+          <w:tcPr>
+            <w:tcW w:w="3402" w:type="dxa"/>
+          </w:tcPr>
+          <w:p>
+            <w:pPr>
+              <w:jc w:val="both"/>
+              <w:rPr>
+                <w:sz w:val="21"/>
+              </w:rPr>
+            </w:pPr>
+            <w:r>
+              <w:rPr>
+                <w:sz w:val="21"/>
+              </w:rPr>
+              <w:t xml:space="preserve">Name: </w:t>
+            </w:r>
+            <w:r>
+              <w:rPr>
+                <w:sz w:val="21"/>
+                <w:u w:val="single"/>
+              </w:rPr>
+              <w:t>{{</w:t>
+            </w:r>
+            <w:r>
+              <w:rPr>
+                <w:sz w:val="21"/>
+                <w:u w:val="single"/>
+              </w:rPr>
+              <w:t>seller2</w:t>
+            </w:r>
+            <w:r>
+              <w:rPr>
+                <w:sz w:val="21"/>
+                <w:u w:val="single"/>
+              </w:rPr>
+              <w:t>_name}}</w:t>
+            </w:r>
+          </w:p>
+        </w:tc>
+        <w:tc>
+          <w:tcPr>
+            <w:tcW w:w="3402" w:type="dxa"/>
+          </w:tcPr>
+          <w:p>
+            <w:pPr>
+              <w:jc w:val="both"/>
+              <w:rPr>
+                <w:sz w:val="21"/>
+              </w:rPr>
+            </w:pPr>
+            <w:r>
+              <w:rPr>
+                <w:sz w:val="21"/>
+              </w:rPr>
+              <w:t xml:space="preserve">Name: </w:t>
+            </w:r>
+          </w:p>
+        </w:tc>
+      </w:tr>
+      <w:tr>
+        <w:tc>
+          <w:tcPr>
+            <w:tcW w:w="3402" w:type="dxa"/>
+          </w:tcPr>
+          <w:p>
+            <w:pPr>
+              <w:jc w:val="both"/>
+              <w:rPr>
+                <w:sz w:val="21"/>
+              </w:rPr>
+            </w:pPr>
+            <w:r>
+              <w:rPr>
+                <w:sz w:val="21"/>
+              </w:rPr>
+              <w:t xml:space="preserve">NRIC No. : </w:t>
+            </w:r>
+            <w:r>
+              <w:rPr>
+                <w:sz w:val="21"/>
+                <w:u w:val="single"/>
+              </w:rPr>
+              <w:t>{{</w:t>
+            </w:r>
+            <w:proofErr w:type="spellStart"/>
+            <w:r>
+              <w:rPr>
+                <w:sz w:val="21"/>
+                <w:u w:val="single"/>
+              </w:rPr>
+              <w:t>seller</w:t>
+            </w:r>
+            <w:r>
+              <w:rPr>
+                <w:sz w:val="21"/>
+                <w:u w:val="single"/>
+              </w:rPr>
+              <w:t>_nric</w:t>
+            </w:r>
+            <w:proofErr w:type="spellEnd"/>
+            <w:r>
+              <w:rPr>
+                <w:sz w:val="21"/>
+                <w:u w:val="single"/>
+              </w:rPr>
+              <w:t>}}</w:t>
+            </w:r>
+          </w:p>
+        </w:tc>
+        <w:tc>
+          <w:tcPr>
+            <w:tcW w:w="3402" w:type="dxa"/>
+          </w:tcPr>
+          <w:p>
+            <w:pPr>
+              <w:jc w:val="both"/>
+              <w:rPr>
+                <w:sz w:val="21"/>
+              </w:rPr>
+            </w:pPr>
+            <w:r>
+              <w:rPr>
+                <w:sz w:val="21"/>
+              </w:rPr>
+              <w:t xml:space="preserve">NRIC No. : </w:t>
+            </w:r>
+            <w:r>
+              <w:rPr>
+                <w:sz w:val="21"/>
+                <w:u w:val="single"/>
+              </w:rPr>
+              <w:t>{{</w:t>
+            </w:r>
+            <w:r>
+              <w:rPr>
+                <w:sz w:val="21"/>
+                <w:u w:val="single"/>
+              </w:rPr>
+              <w:t>seller2</w:t>
+            </w:r>
+            <w:r>
+              <w:rPr>
+                <w:sz w:val="21"/>
+                <w:u w:val="single"/>
+              </w:rPr>
+              <w:t>_nric}}</w:t>
+            </w:r>
+          </w:p>
+        </w:tc>
+        <w:tc>
+          <w:tcPr>
+            <w:tcW w:w="3402" w:type="dxa"/>
+          </w:tcPr>
+          <w:p>
+            <w:pPr>
+              <w:jc w:val="both"/>
+              <w:rPr>
+                <w:sz w:val="21"/>
+              </w:rPr>
+            </w:pPr>
+            <w:r>
+              <w:rPr>
+                <w:sz w:val="21"/>
+              </w:rPr>
+              <w:t>NRIC No. :</w:t>
+            </w:r>
+          </w:p>
+        </w:tc>
+      </w:tr>
+    </w:tbl>
+    <w:p>
+      <w:pPr>
+        <w:pStyle w:val="BodyText2"/>
+        <w:tabs>
+          <w:tab w:val="clear" w:pos="5760"/>
+        </w:tabs>
+        <w:suppressAutoHyphens/>
+        <w:jc w:val="both"/>
         <w:rPr>
           <w:rFonts w:ascii="Arial" w:hAnsi="Arial"/>
           <w:sz w:val="20"/>
           <w:szCs w:val="18"/>
-          <w:u w:val="single"/>
-        </w:rPr>
-        <w:tab/>
-      </w:r>
-      <w:r>
+        </w:rPr>
+      </w:pPr>
+    </w:p>
+    <w:p>
+      <w:pPr>
+        <w:pStyle w:val="BodyText2"/>
+        <w:tabs>
+          <w:tab w:val="clear" w:pos="5760"/>
+        </w:tabs>
+        <w:suppressAutoHyphens/>
+        <w:jc w:val="both"/>
         <w:rPr>
           <w:rFonts w:ascii="Arial" w:hAnsi="Arial"/>
           <w:sz w:val="20"/>
           <w:szCs w:val="18"/>
-          <w:u w:val="single"/>
-        </w:rPr>
-        <w:tab/>
-      </w:r>
-      <w:r>
+        </w:rPr>
+      </w:pPr>
+    </w:p>
+    <w:p>
+      <w:pPr>
+        <w:pStyle w:val="BodyText2"/>
+        <w:tabs>
+          <w:tab w:val="clear" w:pos="5760"/>
+        </w:tabs>
+        <w:suppressAutoHyphens/>
+        <w:jc w:val="both"/>
         <w:rPr>
           <w:rFonts w:ascii="Arial" w:hAnsi="Arial"/>
           <w:sz w:val="20"/>
           <w:szCs w:val="18"/>
-          <w:u w:val="single"/>
-        </w:rPr>
-        <w:tab/>
-      </w:r>
-      <w:r>
+        </w:rPr>
+      </w:pPr>
+    </w:p>
+    <w:p>
+      <w:pPr>
+        <w:pStyle w:val="BodyText2"/>
+        <w:tabs>
+          <w:tab w:val="clear" w:pos="5760"/>
+        </w:tabs>
+        <w:suppressAutoHyphens/>
+        <w:jc w:val="both"/>
         <w:rPr>
           <w:rFonts w:ascii="Arial" w:hAnsi="Arial"/>
           <w:sz w:val="20"/>
           <w:szCs w:val="18"/>
-          <w:u w:val="single"/>
-        </w:rPr>
-        <w:tab/>
-      </w:r>
+        </w:rPr>
+      </w:pPr>
       <w:r>
         <w:rPr>
           <w:rFonts w:ascii="Arial" w:hAnsi="Arial"/>
           <w:sz w:val="20"/>
           <w:szCs w:val="18"/>
+          <w:u w:val="single"/>
         </w:rPr>
         <w:tab/>
       </w:r>
@@ -5693,7 +6955,6 @@
           <w:rFonts w:ascii="Arial" w:hAnsi="Arial"/>
           <w:sz w:val="20"/>
           <w:szCs w:val="18"/>
-          <w:u w:val="single"/>
         </w:rPr>
         <w:tab/>
       </w:r>
@@ -5705,30 +6966,74 @@
         </w:rPr>
         <w:tab/>
       </w:r>
-      <w:r>
+    </w:p>
+    <w:p>
+      <w:pPr>
+        <w:pStyle w:val="BodyText2"/>
+        <w:tabs>
+          <w:tab w:val="clear" w:pos="5760"/>
+        </w:tabs>
+        <w:suppressAutoHyphens/>
+        <w:jc w:val="both"/>
         <w:rPr>
           <w:rFonts w:ascii="Arial" w:hAnsi="Arial"/>
           <w:sz w:val="20"/>
           <w:szCs w:val="18"/>
-          <w:u w:val="single"/>
-        </w:rPr>
-        <w:tab/>
-      </w:r>
+        </w:rPr>
+      </w:pPr>
       <w:r>
         <w:rPr>
           <w:rFonts w:ascii="Arial" w:hAnsi="Arial"/>
           <w:sz w:val="20"/>
           <w:szCs w:val="18"/>
-          <w:u w:val="single"/>
-        </w:rPr>
-        <w:tab/>
+        </w:rPr>
+        <w:t>Signature of Witness</w:t>
       </w:r>
       <w:r>
         <w:rPr>
           <w:rFonts w:ascii="Arial" w:hAnsi="Arial"/>
           <w:sz w:val="20"/>
           <w:szCs w:val="18"/>
-          <w:u w:val="single"/>
+        </w:rPr>
+        <w:tab/>
+      </w:r>
+      <w:r>
+        <w:rPr>
+          <w:rFonts w:ascii="Arial" w:hAnsi="Arial"/>
+          <w:sz w:val="20"/>
+          <w:szCs w:val="18"/>
+        </w:rPr>
+        <w:tab/>
+      </w:r>
+      <w:r>
+        <w:rPr>
+          <w:rFonts w:ascii="Arial" w:hAnsi="Arial"/>
+          <w:sz w:val="20"/>
+          <w:szCs w:val="18"/>
+        </w:rPr>
+        <w:tab/>
+      </w:r>
+      <w:r>
+        <w:rPr>
+          <w:rFonts w:ascii="Arial" w:hAnsi="Arial"/>
+          <w:sz w:val="20"/>
+          <w:szCs w:val="18"/>
+        </w:rPr>
+        <w:tab/>
+      </w:r>
+      <w:r>
+        <w:rPr>
+          <w:rFonts w:ascii="Arial" w:hAnsi="Arial"/>
+          <w:sz w:val="20"/>
+          <w:szCs w:val="18"/>
+        </w:rPr>
+        <w:tab/>
+      </w:r>
+      <w:r>
+        <w:rPr>
+          <w:rFonts w:ascii="Arial" w:hAnsi="Arial"/>
+          <w:sz w:val="20"/>
+          <w:szCs w:val="18"/>
         </w:rPr>
         <w:tab/>
       </w:r>
@@ -5753,7 +7058,7 @@
           <w:sz w:val="20"/>
           <w:szCs w:val="18"/>
         </w:rPr>
-        <w:t>Signature of Vendor</w:t>
+        <w:t>Name:</w:t>
       </w:r>
       <w:r>
         <w:rPr>
@@ -5778,7 +7083,6 @@
           <w:szCs w:val="18"/>
         </w:rPr>
         <w:tab/>
-        <w:t xml:space="preserve">Signature </w:t>
       </w:r>
       <w:r>
         <w:rPr>
@@ -5786,7 +7090,7 @@
           <w:sz w:val="20"/>
           <w:szCs w:val="18"/>
         </w:rPr>
-        <w:t>of Vendor</w:t>
+        <w:tab/>
       </w:r>
       <w:r>
         <w:rPr>
@@ -5811,7 +7115,30 @@
           <w:szCs w:val="18"/>
         </w:rPr>
         <w:tab/>
-        <w:t>Signature of Vendor</w:t>
+      </w:r>
+      <w:r>
+        <w:rPr>
+          <w:rFonts w:ascii="Arial" w:hAnsi="Arial"/>
+          <w:sz w:val="20"/>
+          <w:szCs w:val="18"/>
+        </w:rPr>
+        <w:tab/>
+      </w:r>
+      <w:r>
+        <w:rPr>
+          <w:rFonts w:ascii="Arial" w:hAnsi="Arial"/>
+          <w:sz w:val="20"/>
+          <w:szCs w:val="18"/>
+        </w:rPr>
+        <w:tab/>
+      </w:r>
+      <w:r>
+        <w:rPr>
+          <w:rFonts w:ascii="Arial" w:hAnsi="Arial"/>
+          <w:sz w:val="20"/>
+          <w:szCs w:val="18"/>
+        </w:rPr>
+        <w:tab/>
       </w:r>
     </w:p>
     <w:p>
@@ -5834,7 +7161,7 @@
           <w:sz w:val="20"/>
           <w:szCs w:val="18"/>
         </w:rPr>
-        <w:t>Name:</w:t>
+        <w:t>NRIC/Passport No:</w:t>
       </w:r>
       <w:r>
         <w:rPr>
@@ -5844,470 +7171,6 @@
         </w:rPr>
         <w:tab/>
       </w:r>
-      <w:r>
-        <w:rPr>
-          <w:rFonts w:ascii="Arial" w:hAnsi="Arial"/>
-          <w:sz w:val="20"/>
-          <w:szCs w:val="18"/>
-        </w:rPr>
-        <w:tab/>
-      </w:r>
-      <w:r>
-        <w:rPr>
-          <w:rFonts w:ascii="Arial" w:hAnsi="Arial"/>
-          <w:sz w:val="20"/>
-          <w:szCs w:val="18"/>
-        </w:rPr>
-        <w:tab/>
-      </w:r>
-      <w:r>
-        <w:rPr>
-          <w:rFonts w:ascii="Arial" w:hAnsi="Arial"/>
-          <w:sz w:val="20"/>
-          <w:szCs w:val="18"/>
-        </w:rPr>
-        <w:tab/>
-      </w:r>
-      <w:r>
-        <w:rPr>
-          <w:rFonts w:ascii="Arial" w:hAnsi="Arial"/>
-          <w:sz w:val="20"/>
-          <w:szCs w:val="18"/>
-        </w:rPr>
-        <w:tab/>
-        <w:t>Name:</w:t>
-      </w:r>
-      <w:r>
-        <w:rPr>
-          <w:rFonts w:ascii="Arial" w:hAnsi="Arial"/>
-          <w:sz w:val="20"/>
-          <w:szCs w:val="18"/>
-        </w:rPr>
-        <w:tab/>
-      </w:r>
-      <w:r>
-        <w:rPr>
-          <w:rFonts w:ascii="Arial" w:hAnsi="Arial"/>
-          <w:sz w:val="20"/>
-          <w:szCs w:val="18"/>
-        </w:rPr>
-        <w:tab/>
-      </w:r>
-      <w:r>
-        <w:rPr>
-          <w:rFonts w:ascii="Arial" w:hAnsi="Arial"/>
-          <w:sz w:val="20"/>
-          <w:szCs w:val="18"/>
-        </w:rPr>
-        <w:tab/>
-      </w:r>
-      <w:r>
-        <w:rPr>
-          <w:rFonts w:ascii="Arial" w:hAnsi="Arial"/>
-          <w:sz w:val="20"/>
-          <w:szCs w:val="18"/>
-        </w:rPr>
-        <w:tab/>
-      </w:r>
-      <w:r>
-        <w:rPr>
-          <w:rFonts w:ascii="Arial" w:hAnsi="Arial"/>
-          <w:sz w:val="20"/>
-          <w:szCs w:val="18"/>
-        </w:rPr>
-        <w:tab/>
-        <w:t>Name:</w:t>
-      </w:r>
-    </w:p>
-    <w:p>
-      <w:pPr>
-        <w:pStyle w:val="BodyText2"/>
-        <w:tabs>
-          <w:tab w:val="clear" w:pos="5760"/>
-        </w:tabs>
-        <w:suppressAutoHyphens/>
-        <w:jc w:val="both"/>
-        <w:rPr>
-          <w:rFonts w:ascii="Arial" w:hAnsi="Arial"/>
-          <w:sz w:val="20"/>
-          <w:szCs w:val="18"/>
-        </w:rPr>
-      </w:pPr>
-      <w:r>
-        <w:rPr>
-          <w:rFonts w:ascii="Arial" w:hAnsi="Arial"/>
-          <w:sz w:val="20"/>
-          <w:szCs w:val="18"/>
-        </w:rPr>
-        <w:t>NRIC/Passport No:</w:t>
-      </w:r>
-      <w:r>
-        <w:rPr>
-          <w:rFonts w:ascii="Arial" w:hAnsi="Arial"/>
-          <w:sz w:val="20"/>
-          <w:szCs w:val="18"/>
-        </w:rPr>
-        <w:tab/>
-      </w:r>
-      <w:r>
-        <w:rPr>
-          <w:rFonts w:ascii="Arial" w:hAnsi="Arial"/>
-          <w:sz w:val="20"/>
-          <w:szCs w:val="18"/>
-        </w:rPr>
-        <w:tab/>
-      </w:r>
-      <w:r>
-        <w:rPr>
-          <w:rFonts w:ascii="Arial" w:hAnsi="Arial"/>
-          <w:sz w:val="20"/>
-          <w:szCs w:val="18"/>
-        </w:rPr>
-        <w:tab/>
-        <w:t>NRIC/Passport No:</w:t>
-      </w:r>
-      <w:r>
-        <w:rPr>
-          <w:rFonts w:ascii="Arial" w:hAnsi="Arial"/>
-          <w:sz w:val="20"/>
-          <w:szCs w:val="18"/>
-        </w:rPr>
-        <w:tab/>
-      </w:r>
-      <w:r>
-        <w:rPr>
-          <w:rFonts w:ascii="Arial" w:hAnsi="Arial"/>
-          <w:sz w:val="20"/>
-          <w:szCs w:val="18"/>
-        </w:rPr>
-        <w:tab/>
-      </w:r>
-      <w:r>
-        <w:rPr>
-          <w:rFonts w:ascii="Arial" w:hAnsi="Arial"/>
-          <w:sz w:val="20"/>
-          <w:szCs w:val="18"/>
-        </w:rPr>
-        <w:tab/>
-        <w:t>NRIC/Passport No:</w:t>
-      </w:r>
-    </w:p>
-    <w:p>
-      <w:pPr>
-        <w:pStyle w:val="BodyText2"/>
-        <w:tabs>
-          <w:tab w:val="clear" w:pos="5760"/>
-        </w:tabs>
-        <w:suppressAutoHyphens/>
-        <w:jc w:val="both"/>
-        <w:rPr>
-          <w:rFonts w:ascii="Arial" w:hAnsi="Arial"/>
-          <w:sz w:val="20"/>
-          <w:szCs w:val="18"/>
-        </w:rPr>
-      </w:pPr>
-    </w:p>
-    <w:p>
-      <w:pPr>
-        <w:pStyle w:val="BodyText2"/>
-        <w:tabs>
-          <w:tab w:val="clear" w:pos="5760"/>
-        </w:tabs>
-        <w:suppressAutoHyphens/>
-        <w:jc w:val="both"/>
-        <w:rPr>
-          <w:rFonts w:ascii="Arial" w:hAnsi="Arial"/>
-          <w:sz w:val="20"/>
-          <w:szCs w:val="18"/>
-        </w:rPr>
-      </w:pPr>
-    </w:p>
-    <w:p>
-      <w:pPr>
-        <w:pStyle w:val="BodyText2"/>
-        <w:tabs>
-          <w:tab w:val="clear" w:pos="5760"/>
-        </w:tabs>
-        <w:suppressAutoHyphens/>
-        <w:jc w:val="both"/>
-        <w:rPr>
-          <w:rFonts w:ascii="Arial" w:hAnsi="Arial"/>
-          <w:sz w:val="20"/>
-          <w:szCs w:val="18"/>
-        </w:rPr>
-      </w:pPr>
-      <w:r>
-        <w:rPr>
-          <w:rFonts w:ascii="Arial" w:hAnsi="Arial"/>
-          <w:sz w:val="20"/>
-          <w:szCs w:val="18"/>
-          <w:u w:val="single"/>
-        </w:rPr>
-        <w:tab/>
-      </w:r>
-      <w:r>
-        <w:rPr>
-          <w:rFonts w:ascii="Arial" w:hAnsi="Arial"/>
-          <w:sz w:val="20"/>
-          <w:szCs w:val="18"/>
-          <w:u w:val="single"/>
-        </w:rPr>
-        <w:tab/>
-      </w:r>
-      <w:r>
-        <w:rPr>
-          <w:rFonts w:ascii="Arial" w:hAnsi="Arial"/>
-          <w:sz w:val="20"/>
-          <w:szCs w:val="18"/>
-          <w:u w:val="single"/>
-        </w:rPr>
-        <w:tab/>
-      </w:r>
-      <w:r>
-        <w:rPr>
-          <w:rFonts w:ascii="Arial" w:hAnsi="Arial"/>
-          <w:sz w:val="20"/>
-          <w:szCs w:val="18"/>
-          <w:u w:val="single"/>
-        </w:rPr>
-        <w:tab/>
-      </w:r>
-      <w:r>
-        <w:rPr>
-          <w:rFonts w:ascii="Arial" w:hAnsi="Arial"/>
-          <w:sz w:val="20"/>
-          <w:szCs w:val="18"/>
-        </w:rPr>
-        <w:tab/>
-      </w:r>
-      <w:r>
-        <w:rPr>
-          <w:rFonts w:ascii="Arial" w:hAnsi="Arial"/>
-          <w:sz w:val="20"/>
-          <w:szCs w:val="18"/>
-        </w:rPr>
-        <w:tab/>
-      </w:r>
-    </w:p>
-    <w:p>
-      <w:pPr>
-        <w:pStyle w:val="BodyText2"/>
-        <w:tabs>
-          <w:tab w:val="clear" w:pos="5760"/>
-        </w:tabs>
-        <w:suppressAutoHyphens/>
-        <w:jc w:val="both"/>
-        <w:rPr>
-          <w:rFonts w:ascii="Arial" w:hAnsi="Arial"/>
-          <w:sz w:val="20"/>
-          <w:szCs w:val="18"/>
-        </w:rPr>
-      </w:pPr>
-      <w:r>
-        <w:rPr>
-          <w:rFonts w:ascii="Arial" w:hAnsi="Arial"/>
-          <w:sz w:val="20"/>
-          <w:szCs w:val="18"/>
-        </w:rPr>
-        <w:t>Signature of Witness</w:t>
-      </w:r>
-      <w:r>
-        <w:rPr>
-          <w:rFonts w:ascii="Arial" w:hAnsi="Arial"/>
-          <w:sz w:val="20"/>
-          <w:szCs w:val="18"/>
-        </w:rPr>
-        <w:tab/>
-      </w:r>
-      <w:r>
-        <w:rPr>
-          <w:rFonts w:ascii="Arial" w:hAnsi="Arial"/>
-          <w:sz w:val="20"/>
-          <w:szCs w:val="18"/>
-        </w:rPr>
-        <w:tab/>
-      </w:r>
-      <w:r>
-        <w:rPr>
-          <w:rFonts w:ascii="Arial" w:hAnsi="Arial"/>
-          <w:sz w:val="20"/>
-          <w:szCs w:val="18"/>
-        </w:rPr>
-        <w:tab/>
-      </w:r>
-      <w:r>
-        <w:rPr>
-          <w:rFonts w:ascii="Arial" w:hAnsi="Arial"/>
-          <w:sz w:val="20"/>
-          <w:szCs w:val="18"/>
-        </w:rPr>
-        <w:tab/>
-      </w:r>
-      <w:r>
-        <w:rPr>
-          <w:rFonts w:ascii="Arial" w:hAnsi="Arial"/>
-          <w:sz w:val="20"/>
-          <w:szCs w:val="18"/>
-        </w:rPr>
-        <w:tab/>
-      </w:r>
-      <w:r>
-        <w:rPr>
-          <w:rFonts w:ascii="Arial" w:hAnsi="Arial"/>
-          <w:sz w:val="20"/>
-          <w:szCs w:val="18"/>
-        </w:rPr>
-        <w:tab/>
-      </w:r>
-    </w:p>
-    <w:p>
-      <w:pPr>
-        <w:pStyle w:val="BodyText2"/>
-        <w:tabs>
-          <w:tab w:val="clear" w:pos="5760"/>
-        </w:tabs>
-        <w:suppressAutoHyphens/>
-        <w:jc w:val="both"/>
-        <w:rPr>
-          <w:rFonts w:ascii="Arial" w:hAnsi="Arial"/>
-          <w:sz w:val="20"/>
-          <w:szCs w:val="18"/>
-        </w:rPr>
-      </w:pPr>
-      <w:r>
-        <w:rPr>
-          <w:rFonts w:ascii="Arial" w:hAnsi="Arial"/>
-          <w:sz w:val="20"/>
-          <w:szCs w:val="18"/>
-        </w:rPr>
-        <w:t>Name:</w:t>
-      </w:r>
-      <w:r>
-        <w:rPr>
-          <w:rFonts w:ascii="Arial" w:hAnsi="Arial"/>
-          <w:sz w:val="20"/>
-          <w:szCs w:val="18"/>
-        </w:rPr>
-        <w:tab/>
-      </w:r>
-      <w:r>
-        <w:rPr>
-          <w:rFonts w:ascii="Arial" w:hAnsi="Arial"/>
-          <w:sz w:val="20"/>
-          <w:szCs w:val="18"/>
-        </w:rPr>
-        <w:tab/>
-      </w:r>
-      <w:r>
-        <w:rPr>
-          <w:rFonts w:ascii="Arial" w:hAnsi="Arial"/>
-          <w:sz w:val="20"/>
-          <w:szCs w:val="18"/>
-        </w:rPr>
-        <w:tab/>
-      </w:r>
-      <w:r>
-        <w:rPr>
-          <w:rFonts w:ascii="Arial" w:hAnsi="Arial"/>
-          <w:sz w:val="20"/>
-          <w:szCs w:val="18"/>
-        </w:rPr>
-        <w:tab/>
-      </w:r>
-      <w:r>
-        <w:rPr>
-          <w:rFonts w:ascii="Arial" w:hAnsi="Arial"/>
-          <w:sz w:val="20"/>
-          <w:szCs w:val="18"/>
-        </w:rPr>
-        <w:tab/>
-      </w:r>
-      <w:r>
-        <w:rPr>
-          <w:rFonts w:ascii="Arial" w:hAnsi="Arial"/>
-          <w:sz w:val="20"/>
-          <w:szCs w:val="18"/>
-        </w:rPr>
-        <w:tab/>
-      </w:r>
-      <w:r>
-        <w:rPr>
-          <w:rFonts w:ascii="Arial" w:hAnsi="Arial"/>
-          <w:sz w:val="20"/>
-          <w:szCs w:val="18"/>
-        </w:rPr>
-        <w:tab/>
-      </w:r>
-      <w:r>
-        <w:rPr>
-          <w:rFonts w:ascii="Arial" w:hAnsi="Arial"/>
-          <w:sz w:val="20"/>
-          <w:szCs w:val="18"/>
-        </w:rPr>
-        <w:tab/>
-      </w:r>
-      <w:r>
-        <w:rPr>
-          <w:rFonts w:ascii="Arial" w:hAnsi="Arial"/>
-          <w:sz w:val="20"/>
-          <w:szCs w:val="18"/>
-        </w:rPr>
-        <w:tab/>
-      </w:r>
-      <w:r>
-        <w:rPr>
-          <w:rFonts w:ascii="Arial" w:hAnsi="Arial"/>
-          <w:sz w:val="20"/>
-          <w:szCs w:val="18"/>
-        </w:rPr>
-        <w:tab/>
-      </w:r>
-    </w:p>
-    <w:p>
-      <w:pPr>
-        <w:pStyle w:val="BodyText2"/>
-        <w:tabs>
-          <w:tab w:val="clear" w:pos="5760"/>
-        </w:tabs>
-        <w:suppressAutoHyphens/>
-        <w:jc w:val="both"/>
-        <w:rPr>
-          <w:rFonts w:ascii="Arial" w:hAnsi="Arial"/>
-          <w:sz w:val="20"/>
-          <w:szCs w:val="18"/>
-        </w:rPr>
-      </w:pPr>
-      <w:r>
-        <w:rPr>
-          <w:rFonts w:ascii="Arial" w:hAnsi="Arial"/>
-          <w:sz w:val="20"/>
-          <w:szCs w:val="18"/>
-        </w:rPr>
-        <w:t>NRIC/Passport No:</w:t>
-      </w:r>
-      <w:r>
-        <w:rPr>
-          <w:rFonts w:ascii="Arial" w:hAnsi="Arial"/>
-          <w:sz w:val="20"/>
-          <w:szCs w:val="18"/>
-        </w:rPr>
-        <w:tab/>
-      </w:r>
-    </w:p>
-    <w:p>
-      <w:pPr>
-        <w:pStyle w:val="BodyText2"/>
-        <w:tabs>
-          <w:tab w:val="clear" w:pos="5760"/>
-        </w:tabs>
-        <w:suppressAutoHyphens/>
-        <w:jc w:val="both"/>
-        <w:rPr>
-          <w:rFonts w:ascii="Arial" w:hAnsi="Arial"/>
-          <w:sz w:val="20"/>
-          <w:szCs w:val="18"/>
-        </w:rPr>
-      </w:pPr>
     </w:p>
     <w:p>
       <w:pPr>
@@ -12287,6 +13150,24 @@
       <w:lang w:eastAsia="en-US"/>
     </w:rPr>
   </w:style>
+  <w:style w:type="table" w:styleId="TableGrid">
+    <w:name w:val="Table Grid"/>
+    <w:basedOn w:val="TableNormal"/>
+    <w:rsid w:val="00932EA4"/>
+    <w:rPr>
+      <w:lang w:val="en-SG"/>
+    </w:rPr>
+    <w:tblPr>
+      <w:tblBorders>
+        <w:top w:val="single" w:sz="4" w:space="0" w:color="auto"/>
+        <w:left w:val="single" w:sz="4" w:space="0" w:color="auto"/>
+        <w:bottom w:val="single" w:sz="4" w:space="0" w:color="auto"/>
+        <w:right w:val="single" w:sz="4" w:space="0" w:color="auto"/>
+        <w:insideH w:val="single" w:sz="4" w:space="0" w:color="auto"/>
+        <w:insideV w:val="single" w:sz="4" w:space="0" w:color="auto"/>
+      </w:tblBorders>
+    </w:tblPr>
+  </w:style>
 </w:styles>
 </file>
 
